--- a/statics/5.UTAUSTIN/SoPforUTexas.docx
+++ b/statics/5.UTAUSTIN/SoPforUTexas.docx
@@ -1633,7 +1633,25 @@
           <w:sz w:val="24"/>
           <w:szCs w:val="24"/>
         </w:rPr>
-        <w:t>in the theoretical group of Prof. Xinbing Wang</w:t>
+        <w:t xml:space="preserve">in the theoretical group of Prof. </w:t>
+      </w:r>
+      <w:proofErr w:type="spellStart"/>
+      <w:r>
+        <w:rPr>
+          <w:rFonts w:ascii="Times New Roman" w:hAnsi="Times New Roman" w:cs="Times New Roman"/>
+          <w:sz w:val="24"/>
+          <w:szCs w:val="24"/>
+        </w:rPr>
+        <w:t>Xinbing</w:t>
+      </w:r>
+      <w:proofErr w:type="spellEnd"/>
+      <w:r>
+        <w:rPr>
+          <w:rFonts w:ascii="Times New Roman" w:hAnsi="Times New Roman" w:cs="Times New Roman"/>
+          <w:sz w:val="24"/>
+          <w:szCs w:val="24"/>
+        </w:rPr>
+        <w:t xml:space="preserve"> Wang</w:t>
       </w:r>
       <w:r>
         <w:rPr>
@@ -2340,7 +2358,25 @@
           <w:sz w:val="24"/>
           <w:szCs w:val="24"/>
         </w:rPr>
-        <w:t xml:space="preserve"> Ruijin Hospital</w:t>
+        <w:t xml:space="preserve"> </w:t>
+      </w:r>
+      <w:proofErr w:type="spellStart"/>
+      <w:r>
+        <w:rPr>
+          <w:rFonts w:ascii="Times New Roman" w:hAnsi="Times New Roman" w:cs="Times New Roman"/>
+          <w:sz w:val="24"/>
+          <w:szCs w:val="24"/>
+        </w:rPr>
+        <w:t>Ruijin</w:t>
+      </w:r>
+      <w:proofErr w:type="spellEnd"/>
+      <w:r>
+        <w:rPr>
+          <w:rFonts w:ascii="Times New Roman" w:hAnsi="Times New Roman" w:cs="Times New Roman"/>
+          <w:sz w:val="24"/>
+          <w:szCs w:val="24"/>
+        </w:rPr>
+        <w:t xml:space="preserve"> Hospital</w:t>
       </w:r>
       <w:r>
         <w:rPr>
@@ -2847,351 +2883,15 @@
           <w:sz w:val="24"/>
           <w:szCs w:val="24"/>
         </w:rPr>
-        <w:t>Learning computer science</w:t>
-      </w:r>
-      <w:r>
-        <w:rPr>
-          <w:rFonts w:ascii="Times New Roman" w:hAnsi="Times New Roman" w:cs="Times New Roman"/>
-          <w:sz w:val="24"/>
-          <w:szCs w:val="24"/>
-        </w:rPr>
-        <w:t xml:space="preserve"> has</w:t>
-      </w:r>
-      <w:r>
-        <w:rPr>
-          <w:rFonts w:ascii="Times New Roman" w:hAnsi="Times New Roman" w:cs="Times New Roman"/>
-          <w:sz w:val="24"/>
-          <w:szCs w:val="24"/>
-        </w:rPr>
-        <w:t xml:space="preserve"> been </w:t>
-      </w:r>
-      <w:r>
-        <w:rPr>
-          <w:rFonts w:ascii="Times New Roman" w:hAnsi="Times New Roman" w:cs="Times New Roman"/>
-          <w:sz w:val="24"/>
-          <w:szCs w:val="24"/>
-        </w:rPr>
-        <w:t xml:space="preserve">the </w:t>
-      </w:r>
-      <w:r>
-        <w:rPr>
-          <w:rFonts w:ascii="Times New Roman" w:hAnsi="Times New Roman" w:cs="Times New Roman"/>
-          <w:sz w:val="24"/>
-          <w:szCs w:val="24"/>
-        </w:rPr>
-        <w:t xml:space="preserve">busiest </w:t>
-      </w:r>
-      <w:r>
-        <w:rPr>
-          <w:rFonts w:ascii="Times New Roman" w:hAnsi="Times New Roman" w:cs="Times New Roman"/>
-          <w:sz w:val="24"/>
-          <w:szCs w:val="24"/>
-        </w:rPr>
-        <w:t xml:space="preserve">but most fulfilling </w:t>
-      </w:r>
-      <w:r>
-        <w:rPr>
-          <w:rFonts w:ascii="Times New Roman" w:hAnsi="Times New Roman" w:cs="Times New Roman"/>
-          <w:sz w:val="24"/>
-          <w:szCs w:val="24"/>
-        </w:rPr>
-        <w:t xml:space="preserve">period of my life, as I can feel that I am </w:t>
-      </w:r>
-      <w:r>
-        <w:rPr>
-          <w:rFonts w:ascii="Times New Roman" w:hAnsi="Times New Roman" w:cs="Times New Roman"/>
-          <w:sz w:val="24"/>
-          <w:szCs w:val="24"/>
-        </w:rPr>
-        <w:t>learning what I</w:t>
-      </w:r>
-      <w:r>
-        <w:rPr>
-          <w:rFonts w:ascii="Times New Roman" w:hAnsi="Times New Roman" w:cs="Times New Roman"/>
-          <w:sz w:val="24"/>
-          <w:szCs w:val="24"/>
-        </w:rPr>
-        <w:t xml:space="preserve"> really</w:t>
-      </w:r>
-      <w:r>
-        <w:rPr>
-          <w:rFonts w:ascii="Times New Roman" w:hAnsi="Times New Roman" w:cs="Times New Roman"/>
-          <w:sz w:val="24"/>
-          <w:szCs w:val="24"/>
-        </w:rPr>
-        <w:t xml:space="preserve"> </w:t>
-      </w:r>
-      <w:r>
-        <w:rPr>
-          <w:rFonts w:ascii="Times New Roman" w:hAnsi="Times New Roman" w:cs="Times New Roman"/>
-          <w:sz w:val="24"/>
-          <w:szCs w:val="24"/>
-        </w:rPr>
-        <w:t>like</w:t>
-      </w:r>
-      <w:r>
-        <w:rPr>
-          <w:rFonts w:ascii="Times New Roman" w:hAnsi="Times New Roman" w:cs="Times New Roman"/>
-          <w:sz w:val="24"/>
-          <w:szCs w:val="24"/>
-        </w:rPr>
-        <w:t xml:space="preserve"> and</w:t>
-      </w:r>
-      <w:r>
-        <w:rPr>
-          <w:rFonts w:ascii="Times New Roman" w:hAnsi="Times New Roman" w:cs="Times New Roman"/>
-          <w:sz w:val="24"/>
-          <w:szCs w:val="24"/>
-        </w:rPr>
-        <w:t xml:space="preserve"> willing to</w:t>
-      </w:r>
-      <w:r>
-        <w:rPr>
-          <w:rFonts w:ascii="Times New Roman" w:hAnsi="Times New Roman" w:cs="Times New Roman"/>
-          <w:sz w:val="24"/>
-          <w:szCs w:val="24"/>
-        </w:rPr>
-        <w:t xml:space="preserve"> be</w:t>
-      </w:r>
-      <w:r>
-        <w:rPr>
-          <w:rFonts w:ascii="Times New Roman" w:hAnsi="Times New Roman" w:cs="Times New Roman"/>
-          <w:sz w:val="24"/>
-          <w:szCs w:val="24"/>
-        </w:rPr>
-        <w:t xml:space="preserve"> </w:t>
-      </w:r>
-      <w:r>
-        <w:rPr>
-          <w:rFonts w:ascii="Times New Roman" w:hAnsi="Times New Roman" w:cs="Times New Roman"/>
-          <w:sz w:val="24"/>
-          <w:szCs w:val="24"/>
-        </w:rPr>
-        <w:t>fully</w:t>
-      </w:r>
-      <w:r>
-        <w:rPr>
-          <w:rFonts w:ascii="Times New Roman" w:hAnsi="Times New Roman" w:cs="Times New Roman"/>
-          <w:sz w:val="24"/>
-          <w:szCs w:val="24"/>
-        </w:rPr>
-        <w:t xml:space="preserve"> devoted</w:t>
-      </w:r>
-      <w:r>
-        <w:rPr>
-          <w:rFonts w:ascii="Times New Roman" w:hAnsi="Times New Roman" w:cs="Times New Roman"/>
-          <w:sz w:val="24"/>
-          <w:szCs w:val="24"/>
-        </w:rPr>
-        <w:t xml:space="preserve"> to it</w:t>
-      </w:r>
-      <w:r>
-        <w:rPr>
-          <w:rFonts w:ascii="Times New Roman" w:hAnsi="Times New Roman" w:cs="Times New Roman"/>
-          <w:sz w:val="24"/>
-          <w:szCs w:val="24"/>
-        </w:rPr>
-        <w:t>.</w:t>
-      </w:r>
-      <w:r>
-        <w:rPr>
-          <w:rFonts w:ascii="Times New Roman" w:hAnsi="Times New Roman" w:cs="Times New Roman"/>
-          <w:sz w:val="24"/>
-          <w:szCs w:val="24"/>
-        </w:rPr>
-        <w:t xml:space="preserve"> I </w:t>
-      </w:r>
-      <w:r>
-        <w:rPr>
-          <w:rFonts w:ascii="Times New Roman" w:hAnsi="Times New Roman" w:cs="Times New Roman"/>
-          <w:sz w:val="24"/>
-          <w:szCs w:val="24"/>
-        </w:rPr>
-        <w:t>enjoy</w:t>
-      </w:r>
-      <w:r>
-        <w:rPr>
-          <w:rFonts w:ascii="Times New Roman" w:hAnsi="Times New Roman" w:cs="Times New Roman"/>
-          <w:sz w:val="24"/>
-          <w:szCs w:val="24"/>
-        </w:rPr>
-        <w:t>ed</w:t>
-      </w:r>
-      <w:r>
-        <w:rPr>
-          <w:rFonts w:ascii="Times New Roman" w:hAnsi="Times New Roman" w:cs="Times New Roman"/>
-          <w:sz w:val="24"/>
-          <w:szCs w:val="24"/>
-        </w:rPr>
-        <w:t xml:space="preserve"> doing algorithm design and implementation in academic research</w:t>
-      </w:r>
-      <w:r>
-        <w:rPr>
-          <w:rFonts w:ascii="Times New Roman" w:hAnsi="Times New Roman" w:cs="Times New Roman"/>
-          <w:sz w:val="24"/>
-          <w:szCs w:val="24"/>
-        </w:rPr>
-        <w:t>,</w:t>
-      </w:r>
-      <w:r>
-        <w:rPr>
-          <w:rFonts w:ascii="Times New Roman" w:hAnsi="Times New Roman" w:cs="Times New Roman"/>
-          <w:sz w:val="24"/>
-          <w:szCs w:val="24"/>
-        </w:rPr>
-        <w:t xml:space="preserve"> and</w:t>
-      </w:r>
-      <w:r>
-        <w:rPr>
-          <w:rFonts w:ascii="Times New Roman" w:hAnsi="Times New Roman" w:cs="Times New Roman"/>
-          <w:sz w:val="24"/>
-          <w:szCs w:val="24"/>
-        </w:rPr>
-        <w:t xml:space="preserve"> equally enjoyed</w:t>
-      </w:r>
-      <w:r>
-        <w:rPr>
-          <w:rFonts w:ascii="Times New Roman" w:hAnsi="Times New Roman" w:cs="Times New Roman"/>
-          <w:sz w:val="24"/>
-          <w:szCs w:val="24"/>
-        </w:rPr>
-        <w:t xml:space="preserve"> doing</w:t>
-      </w:r>
-      <w:r>
-        <w:rPr>
-          <w:rFonts w:ascii="Times New Roman" w:hAnsi="Times New Roman" w:cs="Times New Roman"/>
-          <w:sz w:val="24"/>
-          <w:szCs w:val="24"/>
-        </w:rPr>
-        <w:t xml:space="preserve"> software development in industrial practice</w:t>
-      </w:r>
-      <w:r>
-        <w:rPr>
-          <w:rFonts w:ascii="Times New Roman" w:hAnsi="Times New Roman" w:cs="Times New Roman"/>
-          <w:sz w:val="24"/>
-          <w:szCs w:val="24"/>
-        </w:rPr>
-        <w:t>.</w:t>
-      </w:r>
-      <w:r>
-        <w:rPr>
-          <w:rFonts w:ascii="Times New Roman" w:hAnsi="Times New Roman" w:cs="Times New Roman"/>
-          <w:sz w:val="24"/>
-          <w:szCs w:val="24"/>
-        </w:rPr>
-        <w:t xml:space="preserve"> </w:t>
-      </w:r>
-      <w:r>
-        <w:rPr>
-          <w:rFonts w:ascii="Times New Roman" w:hAnsi="Times New Roman" w:cs="Times New Roman"/>
-          <w:sz w:val="24"/>
-          <w:szCs w:val="24"/>
-        </w:rPr>
-        <w:t>T</w:t>
-      </w:r>
-      <w:r>
-        <w:rPr>
-          <w:rFonts w:ascii="Times New Roman" w:hAnsi="Times New Roman" w:cs="Times New Roman"/>
-          <w:sz w:val="24"/>
-          <w:szCs w:val="24"/>
-        </w:rPr>
-        <w:t>he commonness in both of</w:t>
-      </w:r>
-      <w:r>
-        <w:rPr>
-          <w:rFonts w:ascii="Times New Roman" w:hAnsi="Times New Roman" w:cs="Times New Roman"/>
-          <w:sz w:val="24"/>
-          <w:szCs w:val="24"/>
-        </w:rPr>
-        <w:t xml:space="preserve"> them</w:t>
-      </w:r>
-      <w:r>
-        <w:rPr>
-          <w:rFonts w:ascii="Times New Roman" w:hAnsi="Times New Roman" w:cs="Times New Roman"/>
-          <w:sz w:val="24"/>
-          <w:szCs w:val="24"/>
-        </w:rPr>
-        <w:t xml:space="preserve"> is</w:t>
-      </w:r>
-      <w:r>
-        <w:rPr>
-          <w:rFonts w:ascii="Times New Roman" w:hAnsi="Times New Roman" w:cs="Times New Roman"/>
-          <w:sz w:val="24"/>
-          <w:szCs w:val="24"/>
-        </w:rPr>
-        <w:t xml:space="preserve"> </w:t>
-      </w:r>
-      <w:r>
-        <w:rPr>
-          <w:rFonts w:ascii="Times New Roman" w:hAnsi="Times New Roman" w:cs="Times New Roman"/>
-          <w:sz w:val="24"/>
-          <w:szCs w:val="24"/>
-        </w:rPr>
-        <w:t>how to implement your idea into solid code</w:t>
-      </w:r>
-      <w:r>
-        <w:rPr>
-          <w:rFonts w:ascii="Times New Roman" w:hAnsi="Times New Roman" w:cs="Times New Roman"/>
-          <w:sz w:val="24"/>
-          <w:szCs w:val="24"/>
-        </w:rPr>
-        <w:t xml:space="preserve">, and that is exactly </w:t>
-      </w:r>
-      <w:r>
-        <w:rPr>
-          <w:rFonts w:ascii="Times New Roman" w:hAnsi="Times New Roman" w:cs="Times New Roman"/>
-          <w:sz w:val="24"/>
-          <w:szCs w:val="24"/>
-        </w:rPr>
-        <w:t xml:space="preserve">what </w:t>
-      </w:r>
-      <w:r>
-        <w:rPr>
-          <w:rFonts w:ascii="Times New Roman" w:hAnsi="Times New Roman" w:cs="Times New Roman"/>
-          <w:sz w:val="24"/>
-          <w:szCs w:val="24"/>
-        </w:rPr>
-        <w:t>I want</w:t>
-      </w:r>
-      <w:r>
-        <w:rPr>
-          <w:rFonts w:ascii="Times New Roman" w:hAnsi="Times New Roman" w:cs="Times New Roman"/>
-          <w:sz w:val="24"/>
-          <w:szCs w:val="24"/>
-        </w:rPr>
-        <w:t xml:space="preserve"> to focus on</w:t>
-      </w:r>
-      <w:r>
-        <w:rPr>
-          <w:rFonts w:ascii="Times New Roman" w:hAnsi="Times New Roman" w:cs="Times New Roman"/>
-          <w:sz w:val="24"/>
-          <w:szCs w:val="24"/>
-        </w:rPr>
-        <w:t xml:space="preserve"> for my Master’</w:t>
-      </w:r>
-      <w:r>
-        <w:rPr>
-          <w:rFonts w:ascii="Times New Roman" w:hAnsi="Times New Roman" w:cs="Times New Roman"/>
-          <w:sz w:val="24"/>
-          <w:szCs w:val="24"/>
-        </w:rPr>
-        <w:t>s study</w:t>
-      </w:r>
-      <w:r>
-        <w:rPr>
-          <w:rFonts w:ascii="Times New Roman" w:hAnsi="Times New Roman" w:cs="Times New Roman"/>
-          <w:sz w:val="24"/>
-          <w:szCs w:val="24"/>
-        </w:rPr>
-        <w:t>, to let me build a solid foundation for either an academic or industrial future career</w:t>
-      </w:r>
-      <w:r>
-        <w:rPr>
-          <w:rFonts w:ascii="Times New Roman" w:hAnsi="Times New Roman" w:cs="Times New Roman"/>
-          <w:sz w:val="24"/>
-          <w:szCs w:val="24"/>
-        </w:rPr>
-        <w:t>.</w:t>
+        <w:t>Learning computer science has been the busiest but most fulfilling period of my life, as I can feel that I am learning what I really like and willing to be fully devoted to it. I enjoyed doing algorithm design and implementation in academic research, and equally enjoyed doing software development in industrial practice. The commonness in both of them is how to implement your idea into solid code, and that is exactly what I want to focus on for my Master’s study, to let me build a solid foundation for either an academic or industrial future career.</w:t>
+      </w:r>
+      <w:r>
+        <w:rPr>
+          <w:rFonts w:ascii="Times New Roman" w:hAnsi="Times New Roman" w:cs="Times New Roman"/>
+          <w:sz w:val="24"/>
+          <w:szCs w:val="24"/>
+        </w:rPr>
+        <w:t xml:space="preserve"> My career goal is to become a software developer, and I want to build up my professional skills by pursuing a Master’s degree in graduate school.</w:t>
       </w:r>
     </w:p>
     <w:p>
@@ -3205,9 +2905,9 @@
     </w:p>
     <w:p>
       <w:pPr>
-        <w:ind w:firstLine="420"/>
-        <w:rPr>
-          <w:rFonts w:ascii="Times New Roman" w:hAnsi="Times New Roman" w:cs="Times New Roman"/>
+        <w:ind w:leftChars="23" w:left="48" w:firstLine="372"/>
+        <w:rPr>
+          <w:rFonts w:ascii="Times New Roman" w:hAnsi="Times New Roman" w:cs="Times New Roman" w:hint="eastAsia"/>
           <w:sz w:val="24"/>
           <w:szCs w:val="24"/>
         </w:rPr>
@@ -3226,15 +2926,55 @@
           <w:sz w:val="24"/>
           <w:szCs w:val="24"/>
         </w:rPr>
-        <w:t xml:space="preserve"> </w:t>
-      </w:r>
-      <w:r>
-        <w:rPr>
-          <w:rFonts w:ascii="Times New Roman" w:hAnsi="Times New Roman" w:cs="Times New Roman"/>
-          <w:sz w:val="24"/>
-          <w:szCs w:val="24"/>
-        </w:rPr>
-        <w:t>has been my dream</w:t>
+        <w:t xml:space="preserve"> has the best graduate school</w:t>
+      </w:r>
+      <w:r>
+        <w:rPr>
+          <w:rFonts w:ascii="Times New Roman" w:hAnsi="Times New Roman" w:cs="Times New Roman" w:hint="eastAsia"/>
+          <w:sz w:val="24"/>
+          <w:szCs w:val="24"/>
+        </w:rPr>
+        <w:t xml:space="preserve"> </w:t>
+      </w:r>
+      <w:r>
+        <w:rPr>
+          <w:rFonts w:ascii="Times New Roman" w:hAnsi="Times New Roman" w:cs="Times New Roman"/>
+          <w:sz w:val="24"/>
+          <w:szCs w:val="24"/>
+        </w:rPr>
+        <w:t>for Computer Science</w:t>
+      </w:r>
+      <w:r>
+        <w:rPr>
+          <w:rFonts w:ascii="Times New Roman" w:hAnsi="Times New Roman" w:cs="Times New Roman"/>
+          <w:sz w:val="24"/>
+          <w:szCs w:val="24"/>
+        </w:rPr>
+        <w:t xml:space="preserve"> and</w:t>
+      </w:r>
+      <w:r>
+        <w:rPr>
+          <w:rFonts w:ascii="Times New Roman" w:hAnsi="Times New Roman" w:cs="Times New Roman"/>
+          <w:sz w:val="24"/>
+          <w:szCs w:val="24"/>
+        </w:rPr>
+        <w:t xml:space="preserve"> </w:t>
+      </w:r>
+      <w:r>
+        <w:rPr>
+          <w:rFonts w:ascii="Times New Roman" w:hAnsi="Times New Roman" w:cs="Times New Roman"/>
+          <w:sz w:val="24"/>
+          <w:szCs w:val="24"/>
+        </w:rPr>
+        <w:t xml:space="preserve">has </w:t>
+      </w:r>
+      <w:r>
+        <w:rPr>
+          <w:rFonts w:ascii="Times New Roman" w:hAnsi="Times New Roman" w:cs="Times New Roman"/>
+          <w:sz w:val="24"/>
+          <w:szCs w:val="24"/>
+        </w:rPr>
+        <w:t>been my dream</w:t>
       </w:r>
       <w:r>
         <w:rPr>
@@ -3290,15 +3030,135 @@
           <w:sz w:val="24"/>
           <w:szCs w:val="24"/>
         </w:rPr>
-        <w:t>Languages and Implementation</w:t>
-      </w:r>
-      <w:r>
-        <w:rPr>
-          <w:rFonts w:ascii="Times New Roman" w:hAnsi="Times New Roman" w:cs="Times New Roman"/>
-          <w:sz w:val="24"/>
-          <w:szCs w:val="24"/>
-        </w:rPr>
-        <w:t xml:space="preserve"> area</w:t>
+        <w:t>Languages and Implementation area</w:t>
+      </w:r>
+      <w:r>
+        <w:rPr>
+          <w:rFonts w:ascii="Times New Roman" w:hAnsi="Times New Roman" w:cs="Times New Roman"/>
+          <w:sz w:val="24"/>
+          <w:szCs w:val="24"/>
+        </w:rPr>
+        <w:t>, the ISS, Orc and Speedway group,</w:t>
+      </w:r>
+      <w:r>
+        <w:rPr>
+          <w:rFonts w:ascii="Times New Roman" w:hAnsi="Times New Roman" w:cs="Times New Roman"/>
+          <w:sz w:val="24"/>
+          <w:szCs w:val="24"/>
+        </w:rPr>
+        <w:t xml:space="preserve"> has impressed me a lot</w:t>
+      </w:r>
+      <w:r>
+        <w:rPr>
+          <w:rFonts w:ascii="Times New Roman" w:hAnsi="Times New Roman" w:cs="Times New Roman"/>
+          <w:sz w:val="24"/>
+          <w:szCs w:val="24"/>
+        </w:rPr>
+        <w:t>, as</w:t>
+      </w:r>
+      <w:r>
+        <w:rPr>
+          <w:rFonts w:ascii="Times New Roman" w:hAnsi="Times New Roman" w:cs="Times New Roman"/>
+          <w:sz w:val="24"/>
+          <w:szCs w:val="24"/>
+        </w:rPr>
+        <w:t xml:space="preserve"> most other gra</w:t>
+      </w:r>
+      <w:r>
+        <w:rPr>
+          <w:rFonts w:ascii="Times New Roman" w:hAnsi="Times New Roman" w:cs="Times New Roman"/>
+          <w:sz w:val="24"/>
+          <w:szCs w:val="24"/>
+        </w:rPr>
+        <w:t xml:space="preserve">duate schools </w:t>
+      </w:r>
+      <w:r>
+        <w:rPr>
+          <w:rFonts w:ascii="Times New Roman" w:hAnsi="Times New Roman" w:cs="Times New Roman"/>
+          <w:sz w:val="24"/>
+          <w:szCs w:val="24"/>
+        </w:rPr>
+        <w:t>don’</w:t>
+      </w:r>
+      <w:r>
+        <w:rPr>
+          <w:rFonts w:ascii="Times New Roman" w:hAnsi="Times New Roman" w:cs="Times New Roman"/>
+          <w:sz w:val="24"/>
+          <w:szCs w:val="24"/>
+        </w:rPr>
+        <w:t>t have such a w</w:t>
+      </w:r>
+      <w:r>
+        <w:rPr>
+          <w:rFonts w:ascii="Times New Roman" w:hAnsi="Times New Roman" w:cs="Times New Roman"/>
+          <w:sz w:val="24"/>
+          <w:szCs w:val="24"/>
+        </w:rPr>
+        <w:t>ide range of research on this area</w:t>
+      </w:r>
+      <w:r>
+        <w:rPr>
+          <w:rFonts w:ascii="Times New Roman" w:hAnsi="Times New Roman" w:cs="Times New Roman"/>
+          <w:sz w:val="24"/>
+          <w:szCs w:val="24"/>
+        </w:rPr>
+        <w:t>.</w:t>
+      </w:r>
+      <w:r>
+        <w:rPr>
+          <w:rFonts w:ascii="Times New Roman" w:hAnsi="Times New Roman" w:cs="Times New Roman"/>
+          <w:sz w:val="24"/>
+          <w:szCs w:val="24"/>
+        </w:rPr>
+        <w:t xml:space="preserve"> </w:t>
+      </w:r>
+      <w:r>
+        <w:rPr>
+          <w:rFonts w:ascii="Times New Roman" w:hAnsi="Times New Roman" w:cs="Times New Roman"/>
+          <w:sz w:val="24"/>
+          <w:szCs w:val="24"/>
+        </w:rPr>
+        <w:t>The</w:t>
+      </w:r>
+      <w:r>
+        <w:rPr>
+          <w:rFonts w:ascii="Times New Roman" w:hAnsi="Times New Roman" w:cs="Times New Roman"/>
+          <w:sz w:val="24"/>
+          <w:szCs w:val="24"/>
+        </w:rPr>
+        <w:t xml:space="preserve"> target to</w:t>
+      </w:r>
+      <w:r>
+        <w:rPr>
+          <w:rFonts w:ascii="Times New Roman" w:hAnsi="Times New Roman" w:cs="Times New Roman"/>
+          <w:sz w:val="24"/>
+          <w:szCs w:val="24"/>
+        </w:rPr>
+        <w:t> build high-performance and intelligent software systems</w:t>
+      </w:r>
+      <w:r>
+        <w:rPr>
+          <w:rFonts w:ascii="Times New Roman" w:hAnsi="Times New Roman" w:cs="Times New Roman"/>
+          <w:sz w:val="24"/>
+          <w:szCs w:val="24"/>
+        </w:rPr>
+        <w:t xml:space="preserve"> just match</w:t>
+      </w:r>
+      <w:r>
+        <w:rPr>
+          <w:rFonts w:ascii="Times New Roman" w:hAnsi="Times New Roman" w:cs="Times New Roman"/>
+          <w:sz w:val="24"/>
+          <w:szCs w:val="24"/>
+        </w:rPr>
+        <w:t>es</w:t>
+      </w:r>
+      <w:r>
+        <w:rPr>
+          <w:rFonts w:ascii="Times New Roman" w:hAnsi="Times New Roman" w:cs="Times New Roman"/>
+          <w:sz w:val="24"/>
+          <w:szCs w:val="24"/>
+        </w:rPr>
+        <w:t xml:space="preserve"> my interest perfectly</w:t>
       </w:r>
       <w:r>
         <w:rPr>
@@ -3314,103 +3174,159 @@
           <w:sz w:val="24"/>
           <w:szCs w:val="24"/>
         </w:rPr>
-        <w:t xml:space="preserve"> that is</w:t>
-      </w:r>
-      <w:r>
-        <w:rPr>
-          <w:rFonts w:ascii="Times New Roman" w:hAnsi="Times New Roman" w:cs="Times New Roman"/>
-          <w:sz w:val="24"/>
-          <w:szCs w:val="24"/>
-        </w:rPr>
-        <w:t xml:space="preserve"> the ISS, Orc and Speedway group,</w:t>
-      </w:r>
-      <w:r>
-        <w:rPr>
-          <w:rFonts w:ascii="Times New Roman" w:hAnsi="Times New Roman" w:cs="Times New Roman"/>
-          <w:sz w:val="24"/>
-          <w:szCs w:val="24"/>
-        </w:rPr>
-        <w:t xml:space="preserve"> has impressed me a lot</w:t>
-      </w:r>
-      <w:r>
-        <w:rPr>
-          <w:rFonts w:ascii="Times New Roman" w:hAnsi="Times New Roman" w:cs="Times New Roman"/>
-          <w:sz w:val="24"/>
-          <w:szCs w:val="24"/>
-        </w:rPr>
-        <w:t>, as your target to</w:t>
-      </w:r>
-      <w:r>
-        <w:rPr>
-          <w:rFonts w:ascii="Times New Roman" w:hAnsi="Times New Roman" w:cs="Times New Roman"/>
-          <w:sz w:val="24"/>
-          <w:szCs w:val="24"/>
-        </w:rPr>
-        <w:t> </w:t>
-      </w:r>
-      <w:r>
-        <w:rPr>
-          <w:rFonts w:ascii="Times New Roman" w:hAnsi="Times New Roman" w:cs="Times New Roman"/>
-          <w:sz w:val="24"/>
-          <w:szCs w:val="24"/>
-        </w:rPr>
-        <w:t>build</w:t>
-      </w:r>
-      <w:r>
-        <w:rPr>
-          <w:rFonts w:ascii="Times New Roman" w:hAnsi="Times New Roman" w:cs="Times New Roman"/>
-          <w:sz w:val="24"/>
-          <w:szCs w:val="24"/>
-        </w:rPr>
-        <w:t xml:space="preserve"> high-performance and</w:t>
-      </w:r>
-      <w:r>
-        <w:rPr>
-          <w:rFonts w:ascii="Times New Roman" w:hAnsi="Times New Roman" w:cs="Times New Roman"/>
-          <w:sz w:val="24"/>
-          <w:szCs w:val="24"/>
-        </w:rPr>
-        <w:t xml:space="preserve"> intelligent software systems</w:t>
-      </w:r>
-      <w:r>
-        <w:rPr>
-          <w:rFonts w:ascii="Times New Roman" w:hAnsi="Times New Roman" w:cs="Times New Roman"/>
-          <w:sz w:val="24"/>
-          <w:szCs w:val="24"/>
-        </w:rPr>
-        <w:t xml:space="preserve"> just match</w:t>
-      </w:r>
-      <w:r>
-        <w:rPr>
-          <w:rFonts w:ascii="Times New Roman" w:hAnsi="Times New Roman" w:cs="Times New Roman"/>
-          <w:sz w:val="24"/>
-          <w:szCs w:val="24"/>
-        </w:rPr>
-        <w:t>es</w:t>
-      </w:r>
-      <w:r>
-        <w:rPr>
-          <w:rFonts w:ascii="Times New Roman" w:hAnsi="Times New Roman" w:cs="Times New Roman"/>
-          <w:sz w:val="24"/>
-          <w:szCs w:val="24"/>
-        </w:rPr>
-        <w:t xml:space="preserve"> my interest perfectly.</w:t>
-      </w:r>
-      <w:r>
-        <w:rPr>
-          <w:rFonts w:ascii="Times New Roman" w:hAnsi="Times New Roman" w:cs="Times New Roman"/>
-          <w:sz w:val="24"/>
-          <w:szCs w:val="24"/>
-        </w:rPr>
-        <w:t xml:space="preserve"> </w:t>
-      </w:r>
-      <w:r>
-        <w:rPr>
-          <w:rFonts w:ascii="Times New Roman" w:hAnsi="Times New Roman" w:cs="Times New Roman"/>
-          <w:sz w:val="24"/>
-          <w:szCs w:val="24"/>
-        </w:rPr>
-        <w:t>So i</w:t>
+        <w:t xml:space="preserve"> </w:t>
+      </w:r>
+      <w:r>
+        <w:rPr>
+          <w:rFonts w:ascii="Times New Roman" w:hAnsi="Times New Roman" w:cs="Times New Roman"/>
+          <w:sz w:val="24"/>
+          <w:szCs w:val="24"/>
+        </w:rPr>
+        <w:t>and</w:t>
+      </w:r>
+      <w:r>
+        <w:rPr>
+          <w:rFonts w:ascii="Times New Roman" w:hAnsi="Times New Roman" w:cs="Times New Roman"/>
+          <w:sz w:val="24"/>
+          <w:szCs w:val="24"/>
+        </w:rPr>
+        <w:t xml:space="preserve"> i</w:t>
+      </w:r>
+      <w:r>
+        <w:rPr>
+          <w:rFonts w:ascii="Times New Roman" w:hAnsi="Times New Roman" w:cs="Times New Roman"/>
+          <w:sz w:val="24"/>
+          <w:szCs w:val="24"/>
+        </w:rPr>
+        <w:t>t</w:t>
+      </w:r>
+      <w:r>
+        <w:rPr>
+          <w:rFonts w:ascii="Times New Roman" w:hAnsi="Times New Roman" w:cs="Times New Roman"/>
+          <w:sz w:val="24"/>
+          <w:szCs w:val="24"/>
+        </w:rPr>
+        <w:t xml:space="preserve"> will be my greatest pleasure if I </w:t>
+      </w:r>
+      <w:r>
+        <w:rPr>
+          <w:rFonts w:ascii="Times New Roman" w:hAnsi="Times New Roman" w:cs="Times New Roman"/>
+          <w:sz w:val="24"/>
+          <w:szCs w:val="24"/>
+        </w:rPr>
+        <w:t>could</w:t>
+      </w:r>
+      <w:r>
+        <w:rPr>
+          <w:rFonts w:ascii="Times New Roman" w:hAnsi="Times New Roman" w:cs="Times New Roman"/>
+          <w:sz w:val="24"/>
+          <w:szCs w:val="24"/>
+        </w:rPr>
+        <w:t xml:space="preserve"> join your </w:t>
+      </w:r>
+      <w:r>
+        <w:rPr>
+          <w:rFonts w:ascii="Times New Roman" w:hAnsi="Times New Roman" w:cs="Times New Roman"/>
+          <w:sz w:val="24"/>
+          <w:szCs w:val="24"/>
+        </w:rPr>
+        <w:t>r</w:t>
+      </w:r>
+      <w:r>
+        <w:rPr>
+          <w:rFonts w:ascii="Times New Roman" w:hAnsi="Times New Roman" w:cs="Times New Roman"/>
+          <w:sz w:val="24"/>
+          <w:szCs w:val="24"/>
+        </w:rPr>
+        <w:t>esearch</w:t>
+      </w:r>
+      <w:r>
+        <w:rPr>
+          <w:rFonts w:ascii="Times New Roman" w:hAnsi="Times New Roman" w:cs="Times New Roman"/>
+          <w:sz w:val="24"/>
+          <w:szCs w:val="24"/>
+        </w:rPr>
+        <w:t xml:space="preserve"> </w:t>
+      </w:r>
+      <w:r>
+        <w:rPr>
+          <w:rFonts w:ascii="Times New Roman" w:hAnsi="Times New Roman" w:cs="Times New Roman"/>
+          <w:sz w:val="24"/>
+          <w:szCs w:val="24"/>
+        </w:rPr>
+        <w:t>g</w:t>
+      </w:r>
+      <w:r>
+        <w:rPr>
+          <w:rFonts w:ascii="Times New Roman" w:hAnsi="Times New Roman" w:cs="Times New Roman"/>
+          <w:sz w:val="24"/>
+          <w:szCs w:val="24"/>
+        </w:rPr>
+        <w:t>roup to conduct my future study.</w:t>
+      </w:r>
+      <w:r>
+        <w:rPr>
+          <w:rFonts w:ascii="Times New Roman" w:hAnsi="Times New Roman" w:cs="Times New Roman"/>
+          <w:sz w:val="24"/>
+          <w:szCs w:val="24"/>
+        </w:rPr>
+        <w:t xml:space="preserve"> </w:t>
+      </w:r>
+      <w:r>
+        <w:rPr>
+          <w:rFonts w:ascii="Times New Roman" w:hAnsi="Times New Roman" w:cs="Times New Roman"/>
+          <w:sz w:val="24"/>
+          <w:szCs w:val="24"/>
+        </w:rPr>
+        <w:t>By l</w:t>
+      </w:r>
+      <w:r>
+        <w:rPr>
+          <w:rFonts w:ascii="Times New Roman" w:hAnsi="Times New Roman" w:cs="Times New Roman"/>
+          <w:sz w:val="24"/>
+          <w:szCs w:val="24"/>
+        </w:rPr>
+        <w:t>earning computer science for four years, I have built up my basic pr</w:t>
+      </w:r>
+      <w:r>
+        <w:rPr>
+          <w:rFonts w:ascii="Times New Roman" w:hAnsi="Times New Roman" w:cs="Times New Roman"/>
+          <w:sz w:val="24"/>
+          <w:szCs w:val="24"/>
+        </w:rPr>
+        <w:t xml:space="preserve">ofessional </w:t>
+      </w:r>
+      <w:r>
+        <w:rPr>
+          <w:rFonts w:ascii="Times New Roman" w:hAnsi="Times New Roman" w:cs="Times New Roman"/>
+          <w:sz w:val="24"/>
+          <w:szCs w:val="24"/>
+        </w:rPr>
+        <w:t>knowledge</w:t>
+      </w:r>
+      <w:r>
+        <w:rPr>
+          <w:rFonts w:ascii="Times New Roman" w:hAnsi="Times New Roman" w:cs="Times New Roman"/>
+          <w:sz w:val="24"/>
+          <w:szCs w:val="24"/>
+        </w:rPr>
+        <w:t xml:space="preserve"> while keeping</w:t>
+      </w:r>
+      <w:r>
+        <w:rPr>
+          <w:rFonts w:ascii="Times New Roman" w:hAnsi="Times New Roman" w:cs="Times New Roman" w:hint="eastAsia"/>
+          <w:sz w:val="24"/>
+          <w:szCs w:val="24"/>
+        </w:rPr>
+        <w:t xml:space="preserve"> </w:t>
+      </w:r>
+      <w:r>
+        <w:rPr>
+          <w:rFonts w:ascii="Times New Roman" w:hAnsi="Times New Roman" w:cs="Times New Roman"/>
+          <w:sz w:val="24"/>
+          <w:szCs w:val="24"/>
+        </w:rPr>
+        <w:t xml:space="preserve">an active creative mind, and I am ready for </w:t>
       </w:r>
       <w:bookmarkStart w:id="0" w:name="_GoBack"/>
       <w:bookmarkEnd w:id="0"/>
@@ -3420,71 +3336,23 @@
           <w:sz w:val="24"/>
           <w:szCs w:val="24"/>
         </w:rPr>
-        <w:t>t</w:t>
-      </w:r>
-      <w:r>
-        <w:rPr>
-          <w:rFonts w:ascii="Times New Roman" w:hAnsi="Times New Roman" w:cs="Times New Roman"/>
-          <w:sz w:val="24"/>
-          <w:szCs w:val="24"/>
-        </w:rPr>
-        <w:t xml:space="preserve"> will be my greatest pleasure if I </w:t>
-      </w:r>
-      <w:r>
-        <w:rPr>
-          <w:rFonts w:ascii="Times New Roman" w:hAnsi="Times New Roman" w:cs="Times New Roman"/>
-          <w:sz w:val="24"/>
-          <w:szCs w:val="24"/>
-        </w:rPr>
-        <w:t>could</w:t>
-      </w:r>
-      <w:r>
-        <w:rPr>
-          <w:rFonts w:ascii="Times New Roman" w:hAnsi="Times New Roman" w:cs="Times New Roman"/>
-          <w:sz w:val="24"/>
-          <w:szCs w:val="24"/>
-        </w:rPr>
-        <w:t xml:space="preserve"> join your </w:t>
-      </w:r>
-      <w:r>
-        <w:rPr>
-          <w:rFonts w:ascii="Times New Roman" w:hAnsi="Times New Roman" w:cs="Times New Roman"/>
-          <w:sz w:val="24"/>
-          <w:szCs w:val="24"/>
-        </w:rPr>
-        <w:t>r</w:t>
-      </w:r>
-      <w:r>
-        <w:rPr>
-          <w:rFonts w:ascii="Times New Roman" w:hAnsi="Times New Roman" w:cs="Times New Roman"/>
-          <w:sz w:val="24"/>
-          <w:szCs w:val="24"/>
-        </w:rPr>
-        <w:t>esearch</w:t>
-      </w:r>
-      <w:r>
-        <w:rPr>
-          <w:rFonts w:ascii="Times New Roman" w:hAnsi="Times New Roman" w:cs="Times New Roman"/>
-          <w:sz w:val="24"/>
-          <w:szCs w:val="24"/>
-        </w:rPr>
-        <w:t xml:space="preserve"> </w:t>
-      </w:r>
-      <w:r>
-        <w:rPr>
-          <w:rFonts w:ascii="Times New Roman" w:hAnsi="Times New Roman" w:cs="Times New Roman"/>
-          <w:sz w:val="24"/>
-          <w:szCs w:val="24"/>
-        </w:rPr>
-        <w:t>g</w:t>
-      </w:r>
-      <w:r>
-        <w:rPr>
-          <w:rFonts w:ascii="Times New Roman" w:hAnsi="Times New Roman" w:cs="Times New Roman"/>
-          <w:sz w:val="24"/>
-          <w:szCs w:val="24"/>
-        </w:rPr>
-        <w:t>roup to conduct my future study.</w:t>
+        <w:t>any new cha</w:t>
+      </w:r>
+      <w:r>
+        <w:rPr>
+          <w:rFonts w:ascii="Times New Roman" w:hAnsi="Times New Roman" w:cs="Times New Roman"/>
+          <w:sz w:val="24"/>
+          <w:szCs w:val="24"/>
+        </w:rPr>
+        <w:t>llenge in your esteemed program</w:t>
+      </w:r>
+      <w:r>
+        <w:rPr>
+          <w:rFonts w:ascii="Times New Roman" w:hAnsi="Times New Roman" w:cs="Times New Roman"/>
+          <w:sz w:val="24"/>
+          <w:szCs w:val="24"/>
+        </w:rPr>
+        <w:t>.</w:t>
       </w:r>
       <w:r>
         <w:rPr>
@@ -3502,15 +3370,6 @@
         </w:rPr>
         <w:t>Thank you for your time and consideration.</w:t>
       </w:r>
-    </w:p>
-    <w:p>
-      <w:pPr>
-        <w:rPr>
-          <w:rFonts w:ascii="Times New Roman" w:hAnsi="Times New Roman" w:cs="Times New Roman"/>
-          <w:sz w:val="24"/>
-          <w:szCs w:val="24"/>
-        </w:rPr>
-      </w:pPr>
     </w:p>
     <w:p>
       <w:pPr>
@@ -3572,13 +3431,23 @@
           <w:szCs w:val="24"/>
         </w:rPr>
       </w:pPr>
-      <w:r>
-        <w:rPr>
-          <w:rFonts w:ascii="Times New Roman" w:hAnsi="Times New Roman" w:cs="Times New Roman"/>
-          <w:sz w:val="24"/>
-          <w:szCs w:val="24"/>
-        </w:rPr>
-        <w:t>Qianyang Peng</w:t>
+      <w:proofErr w:type="spellStart"/>
+      <w:r>
+        <w:rPr>
+          <w:rFonts w:ascii="Times New Roman" w:hAnsi="Times New Roman" w:cs="Times New Roman"/>
+          <w:sz w:val="24"/>
+          <w:szCs w:val="24"/>
+        </w:rPr>
+        <w:t>Qianyang</w:t>
+      </w:r>
+      <w:proofErr w:type="spellEnd"/>
+      <w:r>
+        <w:rPr>
+          <w:rFonts w:ascii="Times New Roman" w:hAnsi="Times New Roman" w:cs="Times New Roman"/>
+          <w:sz w:val="24"/>
+          <w:szCs w:val="24"/>
+        </w:rPr>
+        <w:t xml:space="preserve"> Peng</w:t>
       </w:r>
     </w:p>
     <w:sectPr>
@@ -3691,7 +3560,21 @@
       <w:rPr>
         <w:rFonts w:ascii="Times New Roman" w:hAnsi="Times New Roman" w:cs="Times New Roman"/>
       </w:rPr>
-      <w:t>Applicant: Qianyang Peng</w:t>
+      <w:t xml:space="preserve">Applicant: </w:t>
+    </w:r>
+    <w:proofErr w:type="spellStart"/>
+    <w:r>
+      <w:rPr>
+        <w:rFonts w:ascii="Times New Roman" w:hAnsi="Times New Roman" w:cs="Times New Roman"/>
+      </w:rPr>
+      <w:t>Qianyang</w:t>
+    </w:r>
+    <w:proofErr w:type="spellEnd"/>
+    <w:r>
+      <w:rPr>
+        <w:rFonts w:ascii="Times New Roman" w:hAnsi="Times New Roman" w:cs="Times New Roman"/>
+      </w:rPr>
+      <w:t xml:space="preserve"> Peng</w:t>
     </w:r>
     <w:r>
       <w:rPr>
@@ -3705,11 +3588,19 @@
       </w:rPr>
       <w:ptab w:relativeTo="margin" w:alignment="right" w:leader="none"/>
     </w:r>
+    <w:proofErr w:type="spellStart"/>
     <w:r>
       <w:rPr>
         <w:rFonts w:ascii="Times New Roman" w:hAnsi="Times New Roman" w:cs="Times New Roman"/>
       </w:rPr>
-      <w:t xml:space="preserve">SoP for </w:t>
+      <w:t>SoP</w:t>
+    </w:r>
+    <w:proofErr w:type="spellEnd"/>
+    <w:r>
+      <w:rPr>
+        <w:rFonts w:ascii="Times New Roman" w:hAnsi="Times New Roman" w:cs="Times New Roman"/>
+      </w:rPr>
+      <w:t xml:space="preserve"> for </w:t>
     </w:r>
     <w:r>
       <w:rPr>
@@ -3735,12 +3626,14 @@
       </w:rPr>
       <w:t xml:space="preserve">, </w:t>
     </w:r>
+    <w:proofErr w:type="spellStart"/>
     <w:r>
       <w:rPr>
         <w:rFonts w:ascii="Times New Roman" w:hAnsi="Times New Roman" w:cs="Times New Roman" w:hint="eastAsia"/>
       </w:rPr>
       <w:t>UTexas</w:t>
     </w:r>
+    <w:proofErr w:type="spellEnd"/>
   </w:p>
 </w:hdr>
 </file>
@@ -4600,7 +4493,7 @@
 </file>
 
 <file path=customXml/itemProps1.xml><?xml version="1.0" encoding="utf-8"?>
-<ds:datastoreItem xmlns:ds="http://schemas.openxmlformats.org/officeDocument/2006/customXml" ds:itemID="{C406DBA9-1DBC-43C6-92EA-1EB401DD0723}">
+<ds:datastoreItem xmlns:ds="http://schemas.openxmlformats.org/officeDocument/2006/customXml" ds:itemID="{9C90DDF2-3264-4E53-B7CE-21E78E16C16A}">
   <ds:schemaRefs>
     <ds:schemaRef ds:uri="http://schemas.openxmlformats.org/officeDocument/2006/bibliography"/>
   </ds:schemaRefs>
